--- a/А-12-23/17 Рязанцев И.В./А-12-23 Рязанцев_И.В. КМ-1 (задание 1).docx
+++ b/А-12-23/17 Рязанцев И.В./А-12-23 Рязанцев_И.В. КМ-1 (задание 1).docx
@@ -2,92 +2,6 @@
 <file path=word/document.xml><?xml version="1.0" encoding="utf-8"?>
 <w:document xmlns:wpc="http://schemas.microsoft.com/office/word/2010/wordprocessingCanvas" xmlns:mo="http://schemas.microsoft.com/office/mac/office/2008/main" xmlns:mc="http://schemas.openxmlformats.org/markup-compatibility/2006" xmlns:mv="urn:schemas-microsoft-com:mac:vml" xmlns:o="urn:schemas-microsoft-com:office:office" xmlns:r="http://schemas.openxmlformats.org/officeDocument/2006/relationships" xmlns:m="http://schemas.openxmlformats.org/officeDocument/2006/math" xmlns:v="urn:schemas-microsoft-com:vml" xmlns:wp14="http://schemas.microsoft.com/office/word/2010/wordprocessingDrawing" xmlns:wp="http://schemas.openxmlformats.org/drawingml/2006/wordprocessingDrawing" xmlns:w10="urn:schemas-microsoft-com:office:word" xmlns:w="http://schemas.openxmlformats.org/wordprocessingml/2006/main" xmlns:w14="http://schemas.microsoft.com/office/word/2010/wordml" xmlns:wpg="http://schemas.microsoft.com/office/word/2010/wordprocessingGroup" xmlns:wpi="http://schemas.microsoft.com/office/word/2010/wordprocessingInk" xmlns:wne="http://schemas.microsoft.com/office/word/2006/wordml" xmlns:wps="http://schemas.microsoft.com/office/word/2010/wordprocessingShape" mc:Ignorable="w14 wp14">
   <w:body>
-    <w:p>
-      <w:pPr>
-        <w:ind w:firstLine="0"/>
-        <w:jc w:val="center"/>
-      </w:pPr>
-      <w:r>
-        <w:rPr>
-          <w:rFonts w:ascii="Times New Roman" w:hAnsi="Times New Roman" w:eastAsia="Times New Roman" w:cs="Times New Roman"/>
-          <w:b w:val="0"/>
-          <w:i w:val="0"/>
-          <w:color w:val="000000"/>
-          <w:sz w:val="28"/>
-        </w:rPr>
-        <w:t>Министерство науки и высшего образования Российской Федерации</w:t>
-      </w:r>
-    </w:p>
-    <w:p>
-      <w:pPr>
-        <w:ind w:firstLine="0"/>
-        <w:jc w:val="center"/>
-      </w:pPr>
-      <w:r>
-        <w:rPr>
-          <w:rFonts w:ascii="Times New Roman" w:hAnsi="Times New Roman" w:eastAsia="Times New Roman" w:cs="Times New Roman"/>
-          <w:b w:val="0"/>
-          <w:i w:val="0"/>
-          <w:color w:val="000000"/>
-          <w:sz w:val="28"/>
-        </w:rPr>
-        <w:t>Федеральное государственное бюджетное образовательное учреждение высшего образования</w:t>
-      </w:r>
-    </w:p>
-    <w:p>
-      <w:pPr>
-        <w:ind w:firstLine="0"/>
-        <w:jc w:val="center"/>
-      </w:pPr>
-      <w:r>
-        <w:rPr>
-          <w:rFonts w:ascii="Times New Roman" w:hAnsi="Times New Roman" w:eastAsia="Times New Roman" w:cs="Times New Roman"/>
-          <w:b w:val="0"/>
-          <w:i w:val="0"/>
-          <w:color w:val="000000"/>
-          <w:sz w:val="28"/>
-        </w:rPr>
-        <w:t>«Национальный исследовательский университет «МЭИ»</w:t>
-      </w:r>
-    </w:p>
-    <w:p>
-      <w:pPr>
-        <w:ind w:firstLine="0"/>
-        <w:jc w:val="center"/>
-      </w:pPr>
-    </w:p>
-    <w:p>
-      <w:pPr>
-        <w:ind w:firstLine="0"/>
-        <w:jc w:val="center"/>
-      </w:pPr>
-      <w:r>
-        <w:rPr>
-          <w:rFonts w:ascii="Times New Roman" w:hAnsi="Times New Roman" w:eastAsia="Times New Roman" w:cs="Times New Roman"/>
-          <w:b w:val="0"/>
-          <w:i w:val="0"/>
-          <w:color w:val="000000"/>
-          <w:sz w:val="28"/>
-        </w:rPr>
-        <w:t>Институт информационных и вычислительных технологий</w:t>
-      </w:r>
-    </w:p>
-    <w:p>
-      <w:pPr>
-        <w:ind w:firstLine="0"/>
-        <w:jc w:val="center"/>
-      </w:pPr>
-      <w:r>
-        <w:rPr>
-          <w:rFonts w:ascii="Times New Roman" w:hAnsi="Times New Roman" w:eastAsia="Times New Roman" w:cs="Times New Roman"/>
-          <w:b w:val="0"/>
-          <w:i w:val="0"/>
-          <w:color w:val="000000"/>
-          <w:sz w:val="28"/>
-        </w:rPr>
-        <w:t>Кафедра вычислительных машин, систем и сетей</w:t>
-      </w:r>
-    </w:p>
     <w:p>
       <w:pPr>
         <w:ind w:firstLine="0"/>
@@ -131,7 +45,7 @@
           <w:color w:val="000000"/>
           <w:sz w:val="32"/>
         </w:rPr>
-        <w:t>ОТЧЁТ</w:t>
+        <w:t>Расчетное задание</w:t>
       </w:r>
     </w:p>
     <w:p>
@@ -142,12 +56,12 @@
       <w:r>
         <w:rPr>
           <w:rFonts w:ascii="Times New Roman" w:hAnsi="Times New Roman" w:eastAsia="Times New Roman" w:cs="Times New Roman"/>
-          <w:b w:val="0"/>
+          <w:b/>
           <w:i w:val="0"/>
           <w:color w:val="000000"/>
-          <w:sz w:val="28"/>
+          <w:sz w:val="32"/>
         </w:rPr>
-        <w:t>о выполнении задания 1</w:t>
+        <w:t>ОСНОВЫ ПОСТРОЕНИЯ</w:t>
       </w:r>
     </w:p>
     <w:p>
@@ -158,10 +72,26 @@
       <w:r>
         <w:rPr>
           <w:rFonts w:ascii="Times New Roman" w:hAnsi="Times New Roman" w:eastAsia="Times New Roman" w:cs="Times New Roman"/>
-          <w:b w:val="0"/>
+          <w:b/>
           <w:i w:val="0"/>
           <w:color w:val="000000"/>
-          <w:sz w:val="28"/>
+          <w:sz w:val="32"/>
+        </w:rPr>
+        <w:t>КОМПЬЮТЕРНЫХ СЕТЕЙ</w:t>
+      </w:r>
+    </w:p>
+    <w:p>
+      <w:pPr>
+        <w:ind w:firstLine="0"/>
+        <w:jc w:val="center"/>
+      </w:pPr>
+      <w:r>
+        <w:rPr>
+          <w:rFonts w:ascii="Times New Roman" w:hAnsi="Times New Roman" w:eastAsia="Times New Roman" w:cs="Times New Roman"/>
+          <w:b/>
+          <w:i w:val="0"/>
+          <w:color w:val="000000"/>
+          <w:sz w:val="32"/>
         </w:rPr>
         <w:t>по курсу «Компьютерные сети»</w:t>
       </w:r>
@@ -179,23 +109,7 @@
           <w:color w:val="000000"/>
           <w:sz w:val="28"/>
         </w:rPr>
-        <w:t>«Основы построения компьютерных сетей»</w:t>
-      </w:r>
-    </w:p>
-    <w:p>
-      <w:pPr>
-        <w:ind w:firstLine="0"/>
-        <w:jc w:val="center"/>
-      </w:pPr>
-      <w:r>
-        <w:rPr>
-          <w:rFonts w:ascii="Times New Roman" w:hAnsi="Times New Roman" w:eastAsia="Times New Roman" w:cs="Times New Roman"/>
-          <w:b w:val="0"/>
-          <w:i w:val="0"/>
-          <w:color w:val="000000"/>
-          <w:sz w:val="28"/>
-        </w:rPr>
-        <w:t>Вариант 12-17</w:t>
+        <w:t>Задание 1</w:t>
       </w:r>
     </w:p>
     <w:p>
@@ -215,165 +129,331 @@
     </w:p>
     <w:p>
       <w:pPr>
-        <w:ind w:firstLine="0" w:left="4535"/>
-        <w:jc w:val="left"/>
-      </w:pPr>
-      <w:r>
-        <w:rPr>
-          <w:rFonts w:ascii="Times New Roman" w:hAnsi="Times New Roman" w:eastAsia="Times New Roman" w:cs="Times New Roman"/>
-          <w:b w:val="0"/>
-          <w:i w:val="0"/>
-          <w:color w:val="000000"/>
-          <w:sz w:val="28"/>
-        </w:rPr>
-        <w:t>Выполнил:</w:t>
-      </w:r>
-    </w:p>
-    <w:p>
-      <w:pPr>
-        <w:ind w:firstLine="0" w:left="4535"/>
-        <w:jc w:val="left"/>
-      </w:pPr>
-      <w:r>
-        <w:rPr>
-          <w:rFonts w:ascii="Times New Roman" w:hAnsi="Times New Roman" w:eastAsia="Times New Roman" w:cs="Times New Roman"/>
-          <w:b w:val="0"/>
-          <w:i w:val="0"/>
-          <w:color w:val="000000"/>
-          <w:sz w:val="28"/>
-        </w:rPr>
-        <w:t>студент группы А-12-23</w:t>
-      </w:r>
-    </w:p>
-    <w:p>
-      <w:pPr>
-        <w:ind w:firstLine="0" w:left="4535"/>
-        <w:jc w:val="left"/>
-      </w:pPr>
-      <w:r>
-        <w:rPr>
-          <w:rFonts w:ascii="Times New Roman" w:hAnsi="Times New Roman" w:eastAsia="Times New Roman" w:cs="Times New Roman"/>
-          <w:b w:val="0"/>
-          <w:i w:val="0"/>
-          <w:color w:val="000000"/>
-          <w:sz w:val="28"/>
-        </w:rPr>
-        <w:t>Рязанцев Иоанн Васильевич</w:t>
-      </w:r>
-    </w:p>
-    <w:p>
-      <w:pPr>
-        <w:ind w:firstLine="0" w:left="4535"/>
-        <w:jc w:val="left"/>
+        <w:ind w:firstLine="0"/>
       </w:pPr>
     </w:p>
-    <w:p>
-      <w:pPr>
-        <w:ind w:firstLine="0" w:left="4535"/>
-        <w:jc w:val="left"/>
-      </w:pPr>
-      <w:r>
-        <w:rPr>
-          <w:rFonts w:ascii="Times New Roman" w:hAnsi="Times New Roman" w:eastAsia="Times New Roman" w:cs="Times New Roman"/>
-          <w:b w:val="0"/>
-          <w:i w:val="0"/>
-          <w:color w:val="000000"/>
-          <w:sz w:val="28"/>
-        </w:rPr>
-        <w:t>Проверил: Рыбинцев В.О.</w:t>
-      </w:r>
-    </w:p>
-    <w:p>
-      <w:pPr>
-        <w:ind w:firstLine="0" w:left="4535"/>
-        <w:jc w:val="left"/>
-      </w:pPr>
-    </w:p>
-    <w:p>
-      <w:pPr>
-        <w:ind w:firstLine="0" w:left="4535"/>
-        <w:jc w:val="left"/>
-      </w:pPr>
-      <w:r>
-        <w:rPr>
-          <w:rFonts w:ascii="Times New Roman" w:hAnsi="Times New Roman" w:eastAsia="Times New Roman" w:cs="Times New Roman"/>
-          <w:b w:val="0"/>
-          <w:i w:val="0"/>
-          <w:color w:val="000000"/>
-          <w:sz w:val="28"/>
-        </w:rPr>
-        <w:t>Дата сдачи: ______________</w:t>
-      </w:r>
-    </w:p>
+    <w:tbl>
+      <w:tblPr>
+        <w:tblW w:type="auto" w:w="0"/>
+        <w:tblLayout w:type="fixed"/>
+        <w:tblLook w:firstColumn="1" w:firstRow="1" w:lastColumn="0" w:lastRow="0" w:noHBand="0" w:noVBand="1" w:val="04A0"/>
+        <w:tblInd w:w="2041" w:type="dxa"/>
+        <w:tblLayout w:type="fixed"/>
+      </w:tblPr>
+      <w:tblGrid>
+        <w:gridCol w:w="2324"/>
+        <w:gridCol w:w="4989"/>
+      </w:tblGrid>
+      <w:tr>
+        <w:tc>
+          <w:tcPr>
+            <w:tcW w:type="dxa" w:w="7313"/>
+            <w:gridSpan w:val="2"/>
+          </w:tcPr>
+          <w:p>
+            <w:pPr>
+              <w:spacing w:line="240" w:lineRule="auto"/>
+              <w:ind w:firstLine="0"/>
+              <w:jc w:val="left"/>
+            </w:pPr>
+            <w:r/>
+            <w:r>
+              <w:rPr>
+                <w:rFonts w:ascii="Times New Roman" w:hAnsi="Times New Roman" w:eastAsia="Times New Roman" w:cs="Times New Roman"/>
+                <w:b/>
+                <w:i w:val="0"/>
+                <w:color w:val="000000"/>
+                <w:sz w:val="28"/>
+              </w:rPr>
+              <w:t>Выполнил</w:t>
+            </w:r>
+          </w:p>
+        </w:tc>
+      </w:tr>
+      <w:tr>
+        <w:tc>
+          <w:tcPr>
+            <w:tcW w:type="dxa" w:w="2324"/>
+          </w:tcPr>
+          <w:p>
+            <w:pPr>
+              <w:spacing w:line="240" w:lineRule="auto"/>
+              <w:ind w:firstLine="0"/>
+              <w:jc w:val="left"/>
+            </w:pPr>
+            <w:r/>
+            <w:r>
+              <w:rPr>
+                <w:rFonts w:ascii="Times New Roman" w:hAnsi="Times New Roman" w:eastAsia="Times New Roman" w:cs="Times New Roman"/>
+                <w:b/>
+                <w:i w:val="0"/>
+                <w:color w:val="000000"/>
+                <w:sz w:val="28"/>
+              </w:rPr>
+              <w:t>Студент</w:t>
+            </w:r>
+          </w:p>
+        </w:tc>
+        <w:tc>
+          <w:tcPr>
+            <w:tcW w:type="dxa" w:w="4989"/>
+          </w:tcPr>
+          <w:p>
+            <w:pPr>
+              <w:spacing w:line="240" w:lineRule="auto"/>
+              <w:ind w:firstLine="0"/>
+              <w:jc w:val="left"/>
+            </w:pPr>
+            <w:r/>
+            <w:r>
+              <w:rPr>
+                <w:rFonts w:ascii="Times New Roman" w:hAnsi="Times New Roman" w:eastAsia="Times New Roman" w:cs="Times New Roman"/>
+                <w:b w:val="0"/>
+                <w:i w:val="0"/>
+                <w:color w:val="000000"/>
+                <w:sz w:val="28"/>
+              </w:rPr>
+              <w:t>Рязанцев Иоанн Васильевич</w:t>
+            </w:r>
+          </w:p>
+        </w:tc>
+      </w:tr>
+      <w:tr>
+        <w:tc>
+          <w:tcPr>
+            <w:tcW w:type="dxa" w:w="2324"/>
+          </w:tcPr>
+          <w:p>
+            <w:pPr>
+              <w:spacing w:line="240" w:lineRule="auto"/>
+              <w:ind w:firstLine="0"/>
+              <w:jc w:val="left"/>
+            </w:pPr>
+            <w:r/>
+            <w:r>
+              <w:rPr>
+                <w:rFonts w:ascii="Times New Roman" w:hAnsi="Times New Roman" w:eastAsia="Times New Roman" w:cs="Times New Roman"/>
+                <w:b/>
+                <w:i w:val="0"/>
+                <w:color w:val="000000"/>
+                <w:sz w:val="28"/>
+              </w:rPr>
+              <w:t>Группа</w:t>
+            </w:r>
+          </w:p>
+        </w:tc>
+        <w:tc>
+          <w:tcPr>
+            <w:tcW w:type="dxa" w:w="4989"/>
+          </w:tcPr>
+          <w:p>
+            <w:pPr>
+              <w:spacing w:line="240" w:lineRule="auto"/>
+              <w:ind w:firstLine="0"/>
+              <w:jc w:val="left"/>
+            </w:pPr>
+            <w:r/>
+            <w:r>
+              <w:rPr>
+                <w:rFonts w:ascii="Times New Roman" w:hAnsi="Times New Roman" w:eastAsia="Times New Roman" w:cs="Times New Roman"/>
+                <w:b w:val="0"/>
+                <w:i w:val="0"/>
+                <w:color w:val="000000"/>
+                <w:sz w:val="28"/>
+              </w:rPr>
+              <w:t>А-12-23</w:t>
+            </w:r>
+          </w:p>
+        </w:tc>
+      </w:tr>
+      <w:tr>
+        <w:tc>
+          <w:tcPr>
+            <w:tcW w:type="dxa" w:w="2324"/>
+          </w:tcPr>
+          <w:p>
+            <w:pPr>
+              <w:spacing w:line="240" w:lineRule="auto"/>
+              <w:ind w:firstLine="0"/>
+              <w:jc w:val="left"/>
+            </w:pPr>
+            <w:r/>
+            <w:r>
+              <w:rPr>
+                <w:rFonts w:ascii="Times New Roman" w:hAnsi="Times New Roman" w:eastAsia="Times New Roman" w:cs="Times New Roman"/>
+                <w:b/>
+                <w:i w:val="0"/>
+                <w:color w:val="000000"/>
+                <w:sz w:val="28"/>
+              </w:rPr>
+              <w:t>Вариант</w:t>
+            </w:r>
+          </w:p>
+        </w:tc>
+        <w:tc>
+          <w:tcPr>
+            <w:tcW w:type="dxa" w:w="4989"/>
+          </w:tcPr>
+          <w:p>
+            <w:pPr>
+              <w:spacing w:line="240" w:lineRule="auto"/>
+              <w:ind w:firstLine="0"/>
+              <w:jc w:val="left"/>
+            </w:pPr>
+            <w:r/>
+            <w:r>
+              <w:rPr>
+                <w:rFonts w:ascii="Times New Roman" w:hAnsi="Times New Roman" w:eastAsia="Times New Roman" w:cs="Times New Roman"/>
+                <w:b w:val="0"/>
+                <w:i w:val="0"/>
+                <w:color w:val="000000"/>
+                <w:sz w:val="28"/>
+              </w:rPr>
+              <w:t>17</w:t>
+            </w:r>
+          </w:p>
+        </w:tc>
+      </w:tr>
+    </w:tbl>
     <w:p>
       <w:pPr>
         <w:ind w:firstLine="0"/>
       </w:pPr>
-      <w:r>
-        <w:br w:type="page"/>
-      </w:r>
     </w:p>
-    <w:p>
-      <w:pPr>
-        <w:ind w:firstLine="0"/>
-        <w:jc w:val="center"/>
-      </w:pPr>
-      <w:r>
-        <w:rPr>
-          <w:rFonts w:ascii="Times New Roman" w:hAnsi="Times New Roman" w:eastAsia="Times New Roman" w:cs="Times New Roman"/>
-          <w:b/>
-          <w:i w:val="0"/>
-          <w:color w:val="000000"/>
-          <w:sz w:val="28"/>
-        </w:rPr>
-        <w:t>СОДЕРЖАНИЕ</w:t>
-      </w:r>
-    </w:p>
-    <w:p>
-      <w:pPr>
-        <w:ind w:firstLine="0"/>
-      </w:pPr>
-      <w:r>
-        <w:rPr>
-          <w:rFonts w:ascii="Times New Roman" w:hAnsi="Times New Roman" w:eastAsia="Times New Roman" w:cs="Times New Roman"/>
-          <w:color w:val="000000"/>
-          <w:sz w:val="28"/>
-        </w:rPr>
-        <w:fldChar w:fldCharType="begin"/>
-      </w:r>
-      <w:r>
-        <w:rPr>
-          <w:rFonts w:ascii="Times New Roman" w:hAnsi="Times New Roman" w:eastAsia="Times New Roman" w:cs="Times New Roman"/>
-          <w:color w:val="000000"/>
-          <w:sz w:val="28"/>
-        </w:rPr>
-        <w:instrText xml:space="preserve">TOC \o "1-2" \h \z \u</w:instrText>
-      </w:r>
-      <w:r>
-        <w:rPr>
-          <w:rFonts w:ascii="Times New Roman" w:hAnsi="Times New Roman" w:eastAsia="Times New Roman" w:cs="Times New Roman"/>
-          <w:color w:val="000000"/>
-          <w:sz w:val="28"/>
-        </w:rPr>
-        <w:fldChar w:fldCharType="separate"/>
-      </w:r>
-      <w:r>
-        <w:rPr>
-          <w:rFonts w:ascii="Times New Roman" w:hAnsi="Times New Roman" w:eastAsia="Times New Roman" w:cs="Times New Roman"/>
-          <w:color w:val="000000"/>
-          <w:sz w:val="28"/>
-        </w:rPr>
-        <w:t>Содержание обновится при открытии файла (F9 — обновить поле).</w:t>
-      </w:r>
-      <w:r>
-        <w:rPr>
-          <w:rFonts w:ascii="Times New Roman" w:hAnsi="Times New Roman" w:eastAsia="Times New Roman" w:cs="Times New Roman"/>
-          <w:color w:val="000000"/>
-          <w:sz w:val="28"/>
-        </w:rPr>
-        <w:fldChar w:fldCharType="end"/>
-      </w:r>
-    </w:p>
+    <w:tbl>
+      <w:tblPr>
+        <w:tblW w:type="auto" w:w="0"/>
+        <w:tblLayout w:type="fixed"/>
+        <w:tblLook w:firstColumn="1" w:firstRow="1" w:lastColumn="0" w:lastRow="0" w:noHBand="0" w:noVBand="1" w:val="04A0"/>
+        <w:tblInd w:w="2041" w:type="dxa"/>
+        <w:tblLayout w:type="fixed"/>
+      </w:tblPr>
+      <w:tblGrid>
+        <w:gridCol w:w="2324"/>
+        <w:gridCol w:w="4989"/>
+      </w:tblGrid>
+      <w:tr>
+        <w:tc>
+          <w:tcPr>
+            <w:tcW w:type="dxa" w:w="7313"/>
+            <w:gridSpan w:val="2"/>
+          </w:tcPr>
+          <w:p>
+            <w:pPr>
+              <w:spacing w:line="240" w:lineRule="auto"/>
+              <w:ind w:firstLine="0"/>
+              <w:jc w:val="left"/>
+            </w:pPr>
+            <w:r/>
+            <w:r>
+              <w:rPr>
+                <w:rFonts w:ascii="Times New Roman" w:hAnsi="Times New Roman" w:eastAsia="Times New Roman" w:cs="Times New Roman"/>
+                <w:b/>
+                <w:i w:val="0"/>
+                <w:color w:val="000000"/>
+                <w:sz w:val="28"/>
+              </w:rPr>
+              <w:t>Принял</w:t>
+            </w:r>
+          </w:p>
+        </w:tc>
+      </w:tr>
+      <w:tr>
+        <w:tc>
+          <w:tcPr>
+            <w:tcW w:type="dxa" w:w="2324"/>
+          </w:tcPr>
+          <w:p>
+            <w:pPr>
+              <w:spacing w:line="240" w:lineRule="auto"/>
+              <w:ind w:firstLine="0"/>
+              <w:jc w:val="left"/>
+            </w:pPr>
+            <w:r/>
+            <w:r>
+              <w:rPr>
+                <w:rFonts w:ascii="Times New Roman" w:hAnsi="Times New Roman" w:eastAsia="Times New Roman" w:cs="Times New Roman"/>
+                <w:b/>
+                <w:i w:val="0"/>
+                <w:color w:val="000000"/>
+                <w:sz w:val="28"/>
+              </w:rPr>
+              <w:t>Преподаватель</w:t>
+            </w:r>
+          </w:p>
+        </w:tc>
+        <w:tc>
+          <w:tcPr>
+            <w:tcW w:type="dxa" w:w="4989"/>
+          </w:tcPr>
+          <w:p>
+            <w:pPr>
+              <w:spacing w:line="240" w:lineRule="auto"/>
+              <w:ind w:firstLine="0"/>
+              <w:jc w:val="left"/>
+            </w:pPr>
+            <w:r/>
+            <w:r>
+              <w:rPr>
+                <w:rFonts w:ascii="Times New Roman" w:hAnsi="Times New Roman" w:eastAsia="Times New Roman" w:cs="Times New Roman"/>
+                <w:b w:val="0"/>
+                <w:i w:val="0"/>
+                <w:color w:val="000000"/>
+                <w:sz w:val="28"/>
+              </w:rPr>
+              <w:t>Рыбинцев В.О.</w:t>
+            </w:r>
+          </w:p>
+        </w:tc>
+      </w:tr>
+      <w:tr>
+        <w:tc>
+          <w:tcPr>
+            <w:tcW w:type="dxa" w:w="2324"/>
+          </w:tcPr>
+          <w:p>
+            <w:pPr>
+              <w:spacing w:line="240" w:lineRule="auto"/>
+              <w:ind w:firstLine="0"/>
+              <w:jc w:val="left"/>
+            </w:pPr>
+            <w:r/>
+            <w:r>
+              <w:rPr>
+                <w:rFonts w:ascii="Times New Roman" w:hAnsi="Times New Roman" w:eastAsia="Times New Roman" w:cs="Times New Roman"/>
+                <w:b/>
+                <w:i w:val="0"/>
+                <w:color w:val="000000"/>
+                <w:sz w:val="28"/>
+              </w:rPr>
+              <w:t>Дата</w:t>
+            </w:r>
+          </w:p>
+        </w:tc>
+        <w:tc>
+          <w:tcPr>
+            <w:tcW w:type="dxa" w:w="4989"/>
+          </w:tcPr>
+          <w:p>
+            <w:pPr>
+              <w:spacing w:line="240" w:lineRule="auto"/>
+              <w:ind w:firstLine="0"/>
+              <w:jc w:val="left"/>
+            </w:pPr>
+            <w:r/>
+            <w:r>
+              <w:rPr>
+                <w:rFonts w:ascii="Times New Roman" w:hAnsi="Times New Roman" w:eastAsia="Times New Roman" w:cs="Times New Roman"/>
+                <w:b w:val="0"/>
+                <w:i w:val="0"/>
+                <w:color w:val="000000"/>
+                <w:sz w:val="28"/>
+              </w:rPr>
+            </w:r>
+          </w:p>
+        </w:tc>
+      </w:tr>
+    </w:tbl>
     <w:p>
       <w:pPr>
         <w:ind w:firstLine="0"/>
@@ -387,7 +467,9 @@
         <w:pStyle w:val="Heading1"/>
       </w:pPr>
       <w:r>
-        <w:t>1 Разработка структурированной кабельной системы этажа здания</w:t>
+        <w:t>Задание 1</w:t>
+        <w:br/>
+        <w:t>Разработка структурированной кабельной системы этажа здания</w:t>
       </w:r>
     </w:p>
     <w:p>
@@ -436,10 +518,18 @@
     </w:p>
     <w:p>
       <w:pPr>
+        <w:pStyle w:val="Heading2"/>
+      </w:pPr>
+      <w:r>
+        <w:t>Исходные данные для проектирования</w:t>
+      </w:r>
+    </w:p>
+    <w:p>
+      <w:pPr>
         <w:keepNext/>
-        <w:spacing w:before="120"/>
+        <w:spacing w:before="120" w:line="240" w:lineRule="auto"/>
         <w:ind w:firstLine="0"/>
-        <w:jc w:val="left"/>
+        <w:jc w:val="right"/>
       </w:pPr>
       <w:r>
         <w:rPr>
@@ -449,7 +539,25 @@
           <w:color w:val="000000"/>
           <w:sz w:val="28"/>
         </w:rPr>
-        <w:t>Таблица 1 – Исходные данные варианта</w:t>
+        <w:t>Таблица 1</w:t>
+      </w:r>
+    </w:p>
+    <w:p>
+      <w:pPr>
+        <w:keepNext/>
+        <w:spacing w:line="240" w:lineRule="auto" w:after="60"/>
+        <w:ind w:firstLine="0"/>
+        <w:jc w:val="center"/>
+      </w:pPr>
+      <w:r>
+        <w:rPr>
+          <w:rFonts w:ascii="Times New Roman" w:hAnsi="Times New Roman" w:eastAsia="Times New Roman" w:cs="Times New Roman"/>
+          <w:b w:val="0"/>
+          <w:i w:val="0"/>
+          <w:color w:val="000000"/>
+          <w:sz w:val="28"/>
+        </w:rPr>
+        <w:t>Исходные данные</w:t>
       </w:r>
     </w:p>
     <w:tbl>
@@ -462,13 +570,10 @@
         <w:tblLayout w:type="fixed"/>
       </w:tblPr>
       <w:tblGrid>
-        <w:gridCol w:w="1020"/>
         <w:gridCol w:w="1417"/>
-        <w:gridCol w:w="1644"/>
-        <w:gridCol w:w="1531"/>
-        <w:gridCol w:w="1191"/>
-        <w:gridCol w:w="1417"/>
-        <w:gridCol w:w="1134"/>
+        <w:gridCol w:w="2551"/>
+        <w:gridCol w:w="3402"/>
+        <w:gridCol w:w="1984"/>
       </w:tblGrid>
       <w:tr>
         <w:trPr>
@@ -476,7 +581,7 @@
         </w:trPr>
         <w:tc>
           <w:tcPr>
-            <w:tcW w:type="dxa" w:w="1020"/>
+            <w:tcW w:type="dxa" w:w="1417"/>
           </w:tcPr>
           <w:p>
             <w:pPr>
@@ -492,7 +597,7 @@
                 <w:b/>
                 <w:i w:val="0"/>
                 <w:color w:val="000000"/>
-                <w:sz w:val="20"/>
+                <w:sz w:val="24"/>
               </w:rPr>
               <w:t>Вариант</w:t>
             </w:r>
@@ -500,7 +605,7 @@
         </w:tc>
         <w:tc>
           <w:tcPr>
-            <w:tcW w:type="dxa" w:w="1417"/>
+            <w:tcW w:type="dxa" w:w="2551"/>
           </w:tcPr>
           <w:p>
             <w:pPr>
@@ -516,7 +621,7 @@
                 <w:b/>
                 <w:i w:val="0"/>
                 <w:color w:val="000000"/>
-                <w:sz w:val="20"/>
+                <w:sz w:val="24"/>
               </w:rPr>
               <w:t>Конфигурация зон подключения</w:t>
             </w:r>
@@ -524,7 +629,7 @@
         </w:tc>
         <w:tc>
           <w:tcPr>
-            <w:tcW w:type="dxa" w:w="1644"/>
+            <w:tcW w:type="dxa" w:w="3402"/>
           </w:tcPr>
           <w:p>
             <w:pPr>
@@ -540,7 +645,7 @@
                 <w:b/>
                 <w:i w:val="0"/>
                 <w:color w:val="000000"/>
-                <w:sz w:val="20"/>
+                <w:sz w:val="24"/>
               </w:rPr>
               <w:t>Количество точек подключения в зонах</w:t>
             </w:r>
@@ -548,7 +653,7 @@
         </w:tc>
         <w:tc>
           <w:tcPr>
-            <w:tcW w:type="dxa" w:w="1531"/>
+            <w:tcW w:type="dxa" w:w="1984"/>
           </w:tcPr>
           <w:p>
             <w:pPr>
@@ -564,79 +669,7 @@
                 <w:b/>
                 <w:i w:val="0"/>
                 <w:color w:val="000000"/>
-                <w:sz w:val="20"/>
-              </w:rPr>
-              <w:t>Количество сотрудников в группах</w:t>
-            </w:r>
-          </w:p>
-        </w:tc>
-        <w:tc>
-          <w:tcPr>
-            <w:tcW w:type="dxa" w:w="1191"/>
-          </w:tcPr>
-          <w:p>
-            <w:pPr>
-              <w:keepNext/>
-              <w:spacing w:line="240" w:lineRule="auto"/>
-              <w:ind w:firstLine="0"/>
-              <w:jc w:val="center"/>
-            </w:pPr>
-            <w:r/>
-            <w:r>
-              <w:rPr>
-                <w:rFonts w:ascii="Times New Roman" w:hAnsi="Times New Roman" w:eastAsia="Times New Roman" w:cs="Times New Roman"/>
-                <w:b/>
-                <w:i w:val="0"/>
-                <w:color w:val="000000"/>
-                <w:sz w:val="20"/>
-              </w:rPr>
-              <w:t>Рост числа сотрудников, %</w:t>
-            </w:r>
-          </w:p>
-        </w:tc>
-        <w:tc>
-          <w:tcPr>
-            <w:tcW w:type="dxa" w:w="1417"/>
-          </w:tcPr>
-          <w:p>
-            <w:pPr>
-              <w:keepNext/>
-              <w:spacing w:line="240" w:lineRule="auto"/>
-              <w:ind w:firstLine="0"/>
-              <w:jc w:val="center"/>
-            </w:pPr>
-            <w:r/>
-            <w:r>
-              <w:rPr>
-                <w:rFonts w:ascii="Times New Roman" w:hAnsi="Times New Roman" w:eastAsia="Times New Roman" w:cs="Times New Roman"/>
-                <w:b/>
-                <w:i w:val="0"/>
-                <w:color w:val="000000"/>
-                <w:sz w:val="20"/>
-              </w:rPr>
-              <w:t>Максимальная стоимость для задания № 3, у.е.</w:t>
-            </w:r>
-          </w:p>
-        </w:tc>
-        <w:tc>
-          <w:tcPr>
-            <w:tcW w:type="dxa" w:w="1134"/>
-          </w:tcPr>
-          <w:p>
-            <w:pPr>
-              <w:keepNext/>
-              <w:spacing w:line="240" w:lineRule="auto"/>
-              <w:ind w:firstLine="0"/>
-              <w:jc w:val="center"/>
-            </w:pPr>
-            <w:r/>
-            <w:r>
-              <w:rPr>
-                <w:rFonts w:ascii="Times New Roman" w:hAnsi="Times New Roman" w:eastAsia="Times New Roman" w:cs="Times New Roman"/>
-                <w:b/>
-                <w:i w:val="0"/>
-                <w:color w:val="000000"/>
-                <w:sz w:val="20"/>
+                <w:sz w:val="24"/>
               </w:rPr>
               <w:t>Размеры (L×W), м</w:t>
             </w:r>
@@ -649,22 +682,22 @@
         </w:trPr>
         <w:tc>
           <w:tcPr>
-            <w:tcW w:type="dxa" w:w="1020"/>
-          </w:tcPr>
-          <w:p>
-            <w:pPr>
-              <w:spacing w:line="240" w:lineRule="auto"/>
-              <w:ind w:firstLine="0"/>
-              <w:jc w:val="center"/>
-            </w:pPr>
-            <w:r/>
-            <w:r>
-              <w:rPr>
-                <w:rFonts w:ascii="Times New Roman" w:hAnsi="Times New Roman" w:eastAsia="Times New Roman" w:cs="Times New Roman"/>
-                <w:b w:val="0"/>
-                <w:i w:val="0"/>
-                <w:color w:val="000000"/>
-                <w:sz w:val="22"/>
+            <w:tcW w:type="dxa" w:w="1417"/>
+          </w:tcPr>
+          <w:p>
+            <w:pPr>
+              <w:spacing w:line="240" w:lineRule="auto"/>
+              <w:ind w:firstLine="0"/>
+              <w:jc w:val="center"/>
+            </w:pPr>
+            <w:r/>
+            <w:r>
+              <w:rPr>
+                <w:rFonts w:ascii="Times New Roman" w:hAnsi="Times New Roman" w:eastAsia="Times New Roman" w:cs="Times New Roman"/>
+                <w:b w:val="0"/>
+                <w:i w:val="0"/>
+                <w:color w:val="000000"/>
+                <w:sz w:val="24"/>
               </w:rPr>
               <w:t>12-17</w:t>
             </w:r>
@@ -672,22 +705,22 @@
         </w:tc>
         <w:tc>
           <w:tcPr>
-            <w:tcW w:type="dxa" w:w="1417"/>
-          </w:tcPr>
-          <w:p>
-            <w:pPr>
-              <w:spacing w:line="240" w:lineRule="auto"/>
-              <w:ind w:firstLine="0"/>
-              <w:jc w:val="center"/>
-            </w:pPr>
-            <w:r/>
-            <w:r>
-              <w:rPr>
-                <w:rFonts w:ascii="Times New Roman" w:hAnsi="Times New Roman" w:eastAsia="Times New Roman" w:cs="Times New Roman"/>
-                <w:b w:val="0"/>
-                <w:i w:val="0"/>
-                <w:color w:val="000000"/>
-                <w:sz w:val="22"/>
+            <w:tcW w:type="dxa" w:w="2551"/>
+          </w:tcPr>
+          <w:p>
+            <w:pPr>
+              <w:spacing w:line="240" w:lineRule="auto"/>
+              <w:ind w:firstLine="0"/>
+              <w:jc w:val="center"/>
+            </w:pPr>
+            <w:r/>
+            <w:r>
+              <w:rPr>
+                <w:rFonts w:ascii="Times New Roman" w:hAnsi="Times New Roman" w:eastAsia="Times New Roman" w:cs="Times New Roman"/>
+                <w:b w:val="0"/>
+                <w:i w:val="0"/>
+                <w:color w:val="000000"/>
+                <w:sz w:val="24"/>
               </w:rPr>
               <w:t>U-3</w:t>
             </w:r>
@@ -695,22 +728,22 @@
         </w:tc>
         <w:tc>
           <w:tcPr>
-            <w:tcW w:type="dxa" w:w="1644"/>
-          </w:tcPr>
-          <w:p>
-            <w:pPr>
-              <w:spacing w:line="240" w:lineRule="auto"/>
-              <w:ind w:firstLine="0"/>
-              <w:jc w:val="center"/>
-            </w:pPr>
-            <w:r/>
-            <w:r>
-              <w:rPr>
-                <w:rFonts w:ascii="Times New Roman" w:hAnsi="Times New Roman" w:eastAsia="Times New Roman" w:cs="Times New Roman"/>
-                <w:b w:val="0"/>
-                <w:i w:val="0"/>
-                <w:color w:val="000000"/>
-                <w:sz w:val="22"/>
+            <w:tcW w:type="dxa" w:w="3402"/>
+          </w:tcPr>
+          <w:p>
+            <w:pPr>
+              <w:spacing w:line="240" w:lineRule="auto"/>
+              <w:ind w:firstLine="0"/>
+              <w:jc w:val="center"/>
+            </w:pPr>
+            <w:r/>
+            <w:r>
+              <w:rPr>
+                <w:rFonts w:ascii="Times New Roman" w:hAnsi="Times New Roman" w:eastAsia="Times New Roman" w:cs="Times New Roman"/>
+                <w:b w:val="0"/>
+                <w:i w:val="0"/>
+                <w:color w:val="000000"/>
+                <w:sz w:val="24"/>
               </w:rPr>
               <w:t>18, 23, 14, 15, 16</w:t>
             </w:r>
@@ -718,91 +751,22 @@
         </w:tc>
         <w:tc>
           <w:tcPr>
-            <w:tcW w:type="dxa" w:w="1531"/>
-          </w:tcPr>
-          <w:p>
-            <w:pPr>
-              <w:spacing w:line="240" w:lineRule="auto"/>
-              <w:ind w:firstLine="0"/>
-              <w:jc w:val="center"/>
-            </w:pPr>
-            <w:r/>
-            <w:r>
-              <w:rPr>
-                <w:rFonts w:ascii="Times New Roman" w:hAnsi="Times New Roman" w:eastAsia="Times New Roman" w:cs="Times New Roman"/>
-                <w:b w:val="0"/>
-                <w:i w:val="0"/>
-                <w:color w:val="000000"/>
-                <w:sz w:val="22"/>
-              </w:rPr>
-              <w:t>20, 15, 18, 13</w:t>
-            </w:r>
-          </w:p>
-        </w:tc>
-        <w:tc>
-          <w:tcPr>
-            <w:tcW w:type="dxa" w:w="1191"/>
-          </w:tcPr>
-          <w:p>
-            <w:pPr>
-              <w:spacing w:line="240" w:lineRule="auto"/>
-              <w:ind w:firstLine="0"/>
-              <w:jc w:val="center"/>
-            </w:pPr>
-            <w:r/>
-            <w:r>
-              <w:rPr>
-                <w:rFonts w:ascii="Times New Roman" w:hAnsi="Times New Roman" w:eastAsia="Times New Roman" w:cs="Times New Roman"/>
-                <w:b w:val="0"/>
-                <w:i w:val="0"/>
-                <w:color w:val="000000"/>
-                <w:sz w:val="22"/>
-              </w:rPr>
-              <w:t>10</w:t>
-            </w:r>
-          </w:p>
-        </w:tc>
-        <w:tc>
-          <w:tcPr>
-            <w:tcW w:type="dxa" w:w="1417"/>
-          </w:tcPr>
-          <w:p>
-            <w:pPr>
-              <w:spacing w:line="240" w:lineRule="auto"/>
-              <w:ind w:firstLine="0"/>
-              <w:jc w:val="center"/>
-            </w:pPr>
-            <w:r/>
-            <w:r>
-              <w:rPr>
-                <w:rFonts w:ascii="Times New Roman" w:hAnsi="Times New Roman" w:eastAsia="Times New Roman" w:cs="Times New Roman"/>
-                <w:b w:val="0"/>
-                <w:i w:val="0"/>
-                <w:color w:val="000000"/>
-                <w:sz w:val="22"/>
-              </w:rPr>
-              <w:t>210</w:t>
-            </w:r>
-          </w:p>
-        </w:tc>
-        <w:tc>
-          <w:tcPr>
-            <w:tcW w:type="dxa" w:w="1134"/>
-          </w:tcPr>
-          <w:p>
-            <w:pPr>
-              <w:spacing w:line="240" w:lineRule="auto"/>
-              <w:ind w:firstLine="0"/>
-              <w:jc w:val="center"/>
-            </w:pPr>
-            <w:r/>
-            <w:r>
-              <w:rPr>
-                <w:rFonts w:ascii="Times New Roman" w:hAnsi="Times New Roman" w:eastAsia="Times New Roman" w:cs="Times New Roman"/>
-                <w:b w:val="0"/>
-                <w:i w:val="0"/>
-                <w:color w:val="000000"/>
-                <w:sz w:val="22"/>
+            <w:tcW w:type="dxa" w:w="1984"/>
+          </w:tcPr>
+          <w:p>
+            <w:pPr>
+              <w:spacing w:line="240" w:lineRule="auto"/>
+              <w:ind w:firstLine="0"/>
+              <w:jc w:val="center"/>
+            </w:pPr>
+            <w:r/>
+            <w:r>
+              <w:rPr>
+                <w:rFonts w:ascii="Times New Roman" w:hAnsi="Times New Roman" w:eastAsia="Times New Roman" w:cs="Times New Roman"/>
+                <w:b w:val="0"/>
+                <w:i w:val="0"/>
+                <w:color w:val="000000"/>
+                <w:sz w:val="24"/>
               </w:rPr>
               <w:t>110 × 70</w:t>
             </w:r>
@@ -839,7 +803,7 @@
                     <pic:cNvPicPr/>
                   </pic:nvPicPr>
                   <pic:blipFill>
-                    <a:blip r:embed="rId11"/>
+                    <a:blip r:embed="rId12"/>
                     <a:stretch>
                       <a:fillRect/>
                     </a:stretch>
@@ -871,7 +835,7 @@
           <w:color w:val="000000"/>
           <w:sz w:val="28"/>
         </w:rPr>
-        <w:t>Рисунок 1 – Конфигурация зон подключения U-3</w:t>
+        <w:t>Рис. 1. Конфигурация зон подключения U-3</w:t>
       </w:r>
     </w:p>
     <w:p>
@@ -879,7 +843,7 @@
         <w:pStyle w:val="Heading2"/>
       </w:pPr>
       <w:r>
-        <w:t>1.1 Выбор центров коммутации</w:t>
+        <w:t>Выполнение</w:t>
       </w:r>
     </w:p>
     <w:p>
@@ -891,7 +855,7 @@
           <w:color w:val="000000"/>
           <w:sz w:val="28"/>
         </w:rPr>
-        <w:t>Из допустимых мест размещения (рисунок 1) выбрано 2 центра коммутации — A, B. Места выбраны так, чтобы длина каждого статического соединения не превышала 90 м, а суммарная длина кабеля была минимальной. Масштаб плана: L = 110 м, W = 70 м.</w:t>
+        <w:t>Из допустимых мест размещения (рис. 1) выбрано 2 центра коммутации — A, B. Места выбраны так, чтобы длина каждого статического соединения не превышала 90 м, а суммарная длина кабеля была минимальной. Масштаб плана: L = 110 м, W = 70 м.</w:t>
       </w:r>
     </w:p>
     <w:p>
@@ -919,14 +883,6 @@
       </w:r>
     </w:p>
     <w:p>
-      <w:pPr>
-        <w:pStyle w:val="Heading2"/>
-      </w:pPr>
-      <w:r>
-        <w:t>1.2 Точки подключения и коммутационные панели</w:t>
-      </w:r>
-    </w:p>
-    <w:p>
       <w:r>
         <w:rPr>
           <w:rFonts w:ascii="Times New Roman" w:hAnsi="Times New Roman" w:eastAsia="Times New Roman" w:cs="Times New Roman"/>
@@ -941,9 +897,9 @@
     <w:p>
       <w:pPr>
         <w:keepNext/>
-        <w:spacing w:before="120"/>
+        <w:spacing w:before="120" w:line="240" w:lineRule="auto"/>
         <w:ind w:firstLine="0"/>
-        <w:jc w:val="left"/>
+        <w:jc w:val="right"/>
       </w:pPr>
       <w:r>
         <w:rPr>
@@ -953,7 +909,25 @@
           <w:color w:val="000000"/>
           <w:sz w:val="28"/>
         </w:rPr>
-        <w:t>Таблица 2 – Распределение точек подключения по зонам</w:t>
+        <w:t>Таблица 2</w:t>
+      </w:r>
+    </w:p>
+    <w:p>
+      <w:pPr>
+        <w:keepNext/>
+        <w:spacing w:line="240" w:lineRule="auto" w:after="60"/>
+        <w:ind w:firstLine="0"/>
+        <w:jc w:val="center"/>
+      </w:pPr>
+      <w:r>
+        <w:rPr>
+          <w:rFonts w:ascii="Times New Roman" w:hAnsi="Times New Roman" w:eastAsia="Times New Roman" w:cs="Times New Roman"/>
+          <w:b w:val="0"/>
+          <w:i w:val="0"/>
+          <w:color w:val="000000"/>
+          <w:sz w:val="28"/>
+        </w:rPr>
+        <w:t>Распределение точек подключения по зонам</w:t>
       </w:r>
     </w:p>
     <w:tbl>
@@ -1870,7 +1844,7 @@
           <w:color w:val="000000"/>
           <w:sz w:val="28"/>
         </w:rPr>
-        <w:t>– ЦК A: 37 портов под розетки и 2 под соединения между ЦК — 2 панели (A01, A02);</w:t>
+        <w:t>– ЦК A: 37 портов под розетки и 4 под соединения между ЦК — 2 коммутационные панели (A01, A02);</w:t>
       </w:r>
     </w:p>
     <w:p>
@@ -1882,7 +1856,7 @@
           <w:color w:val="000000"/>
           <w:sz w:val="28"/>
         </w:rPr>
-        <w:t>– ЦК B: 49 портов под розетки и 2 под соединения между ЦК — 3 панели (B01, B02, B03).</w:t>
+        <w:t>– ЦК B: 49 портов под розетки и 4 под соединения между ЦК — 3 коммутационные панели (B01, B02, B03).</w:t>
       </w:r>
     </w:p>
     <w:p>
@@ -1899,28 +1873,14 @@
     </w:p>
     <w:p>
       <w:pPr>
-        <w:sectPr>
-          <w:footerReference w:type="first" r:id="rId9"/>
-          <w:footerReference w:type="default" r:id="rId10"/>
-          <w:pgSz w:w="11906" w:h="16838"/>
-          <w:pgMar w:top="1134" w:right="850" w:bottom="1134" w:left="1701" w:header="720" w:footer="720" w:gutter="0"/>
-          <w:cols w:space="720"/>
-          <w:titlePg/>
-          <w:docGrid w:linePitch="360"/>
-        </w:sectPr>
-      </w:pPr>
-    </w:p>
-    <w:p>
-      <w:pPr>
-        <w:keepNext/>
-        <w:spacing w:line="240" w:lineRule="auto" w:before="120"/>
+        <w:spacing w:line="240" w:lineRule="auto"/>
         <w:ind w:firstLine="0"/>
         <w:jc w:val="center"/>
       </w:pPr>
       <w:r>
         <w:drawing>
           <wp:inline xmlns:a="http://schemas.openxmlformats.org/drawingml/2006/main" xmlns:pic="http://schemas.openxmlformats.org/drawingml/2006/picture">
-            <wp:extent cx="7417894" cy="5219999"/>
+            <wp:extent cx="5940000" cy="7887541"/>
             <wp:docPr id="2" name="Picture 2"/>
             <wp:cNvGraphicFramePr>
               <a:graphicFrameLocks noChangeAspect="1"/>
@@ -1929,11 +1889,11 @@
               <a:graphicData uri="http://schemas.openxmlformats.org/drawingml/2006/picture">
                 <pic:pic>
                   <pic:nvPicPr>
-                    <pic:cNvPr id="0" name="plan_sks.png"/>
+                    <pic:cNvPr id="0" name="plan_sks_rot.png"/>
                     <pic:cNvPicPr/>
                   </pic:nvPicPr>
                   <pic:blipFill>
-                    <a:blip r:embed="rId12"/>
+                    <a:blip r:embed="rId13"/>
                     <a:stretch>
                       <a:fillRect/>
                     </a:stretch>
@@ -1941,7 +1901,7 @@
                   <pic:spPr>
                     <a:xfrm>
                       <a:off x="0" y="0"/>
-                      <a:ext cx="7417894" cy="5219999"/>
+                      <a:ext cx="5940000" cy="7887541"/>
                     </a:xfrm>
                     <a:prstGeom prst="rect"/>
                   </pic:spPr>
@@ -1954,6 +1914,46 @@
     </w:p>
     <w:p>
       <w:pPr>
+        <w:pStyle w:val="Heading2"/>
+      </w:pPr>
+      <w:r>
+        <w:t>Документация</w:t>
+      </w:r>
+    </w:p>
+    <w:p>
+      <w:r>
+        <w:rPr>
+          <w:rFonts w:ascii="Times New Roman" w:hAnsi="Times New Roman" w:eastAsia="Times New Roman" w:cs="Times New Roman"/>
+          <w:b w:val="0"/>
+          <w:i w:val="0"/>
+          <w:color w:val="000000"/>
+          <w:sz w:val="28"/>
+        </w:rPr>
+        <w:t>Длина кабеля каждого статического соединения определена по плану (рис. 2) как длина трассы по кабельным каналам от розетки до центра коммутации с точностью до 1 м, увеличенная на 3 м на прокладку по вертикали. Наименьшая длина — 10 м, наибольшая — 81 м, что не превышает 90 м, допустимых для статического соединения на витой паре.</w:t>
+      </w:r>
+    </w:p>
+    <w:p>
+      <w:pPr>
+        <w:keepNext/>
+        <w:spacing w:before="120" w:line="240" w:lineRule="auto"/>
+        <w:ind w:firstLine="0"/>
+        <w:jc w:val="right"/>
+      </w:pPr>
+      <w:r>
+        <w:rPr>
+          <w:rFonts w:ascii="Times New Roman" w:hAnsi="Times New Roman" w:eastAsia="Times New Roman" w:cs="Times New Roman"/>
+          <w:b w:val="0"/>
+          <w:i w:val="0"/>
+          <w:color w:val="000000"/>
+          <w:sz w:val="28"/>
+        </w:rPr>
+        <w:t>Таблица 3</w:t>
+      </w:r>
+    </w:p>
+    <w:p>
+      <w:pPr>
+        <w:keepNext/>
+        <w:spacing w:line="240" w:lineRule="auto" w:after="60"/>
         <w:ind w:firstLine="0"/>
         <w:jc w:val="center"/>
       </w:pPr>
@@ -1965,55 +1965,7 @@
           <w:color w:val="000000"/>
           <w:sz w:val="28"/>
         </w:rPr>
-        <w:t>Рисунок 2 – План этажа с центрами коммутации, точками подключения и кабельными каналами</w:t>
-      </w:r>
-    </w:p>
-    <w:p>
-      <w:pPr>
-        <w:sectPr>
-          <w:pgSz w:w="16838" w:h="11906" w:orient="landscape"/>
-          <w:pgMar w:top="1701" w:right="1134" w:bottom="850" w:left="1134" w:header="720" w:footer="720" w:gutter="0"/>
-          <w:cols w:space="720"/>
-          <w:docGrid w:linePitch="360"/>
-        </w:sectPr>
-      </w:pPr>
-    </w:p>
-    <w:p>
-      <w:pPr>
-        <w:pStyle w:val="Heading2"/>
-      </w:pPr>
-      <w:r>
-        <w:t>1.3 Таблица статических соединений</w:t>
-      </w:r>
-    </w:p>
-    <w:p>
-      <w:r>
-        <w:rPr>
-          <w:rFonts w:ascii="Times New Roman" w:hAnsi="Times New Roman" w:eastAsia="Times New Roman" w:cs="Times New Roman"/>
-          <w:b w:val="0"/>
-          <w:i w:val="0"/>
-          <w:color w:val="000000"/>
-          <w:sz w:val="28"/>
-        </w:rPr>
-        <w:t>Длина кабеля каждого статического соединения определена по плану (рисунок 2) как длина трассы по кабельным каналам от розетки до центра коммутации с точностью до 1 м, увеличенная на 3 м на прокладку по вертикали. Наименьшая длина — 10 м, наибольшая — 81 м, что не превышает 90 м, допустимых для статического соединения на витой паре.</w:t>
-      </w:r>
-    </w:p>
-    <w:p>
-      <w:pPr>
-        <w:keepNext/>
-        <w:spacing w:before="120"/>
-        <w:ind w:firstLine="0"/>
-        <w:jc w:val="left"/>
-      </w:pPr>
-      <w:r>
-        <w:rPr>
-          <w:rFonts w:ascii="Times New Roman" w:hAnsi="Times New Roman" w:eastAsia="Times New Roman" w:cs="Times New Roman"/>
-          <w:b w:val="0"/>
-          <w:i w:val="0"/>
-          <w:color w:val="000000"/>
-          <w:sz w:val="28"/>
-        </w:rPr>
-        <w:t>Таблица 3 – Статические соединения СКС</w:t>
+        <w:t>Статические соединения СКС</w:t>
       </w:r>
     </w:p>
     <w:tbl>
@@ -10626,6 +10578,7 @@
           </w:tcPr>
           <w:p>
             <w:pPr>
+              <w:keepNext/>
               <w:spacing w:line="240" w:lineRule="auto"/>
               <w:ind w:firstLine="0"/>
               <w:jc w:val="center"/>
@@ -10654,6 +10607,7 @@
           </w:tcPr>
           <w:p>
             <w:pPr>
+              <w:keepNext/>
               <w:spacing w:line="240" w:lineRule="auto"/>
               <w:ind w:firstLine="0"/>
               <w:jc w:val="center"/>
@@ -10677,6 +10631,7 @@
           </w:tcPr>
           <w:p>
             <w:pPr>
+              <w:keepNext/>
               <w:spacing w:line="240" w:lineRule="auto"/>
               <w:ind w:firstLine="0"/>
               <w:jc w:val="center"/>
@@ -10700,6 +10655,7 @@
           </w:tcPr>
           <w:p>
             <w:pPr>
+              <w:keepNext/>
               <w:spacing w:line="240" w:lineRule="auto"/>
               <w:ind w:firstLine="0"/>
               <w:jc w:val="center"/>
@@ -10723,6 +10679,7 @@
           </w:tcPr>
           <w:p>
             <w:pPr>
+              <w:keepNext/>
               <w:spacing w:line="240" w:lineRule="auto"/>
               <w:ind w:firstLine="0"/>
               <w:jc w:val="center"/>
@@ -10751,6 +10708,7 @@
           </w:tcPr>
           <w:p>
             <w:pPr>
+              <w:keepNext/>
               <w:spacing w:line="240" w:lineRule="auto"/>
               <w:ind w:firstLine="0"/>
               <w:jc w:val="center"/>
@@ -10774,6 +10732,7 @@
           </w:tcPr>
           <w:p>
             <w:pPr>
+              <w:keepNext/>
               <w:spacing w:line="240" w:lineRule="auto"/>
               <w:ind w:firstLine="0"/>
               <w:jc w:val="center"/>
@@ -10797,6 +10756,7 @@
           </w:tcPr>
           <w:p>
             <w:pPr>
+              <w:keepNext/>
               <w:spacing w:line="240" w:lineRule="auto"/>
               <w:ind w:firstLine="0"/>
               <w:jc w:val="center"/>
@@ -10811,6 +10771,205 @@
                 <w:sz w:val="24"/>
               </w:rPr>
               <w:t>P-B03-03</w:t>
+            </w:r>
+          </w:p>
+        </w:tc>
+        <w:tc>
+          <w:tcPr>
+            <w:tcW w:type="dxa" w:w="1701"/>
+          </w:tcPr>
+          <w:p>
+            <w:pPr>
+              <w:keepNext/>
+              <w:spacing w:line="240" w:lineRule="auto"/>
+              <w:ind w:firstLine="0"/>
+              <w:jc w:val="center"/>
+            </w:pPr>
+            <w:r/>
+            <w:r>
+              <w:rPr>
+                <w:rFonts w:ascii="Times New Roman" w:hAnsi="Times New Roman" w:eastAsia="Times New Roman" w:cs="Times New Roman"/>
+                <w:b w:val="0"/>
+                <w:i w:val="0"/>
+                <w:color w:val="000000"/>
+                <w:sz w:val="24"/>
+              </w:rPr>
+              <w:t>84</w:t>
+            </w:r>
+          </w:p>
+        </w:tc>
+      </w:tr>
+      <w:tr>
+        <w:trPr>
+          <w:cantSplit w:val="true"/>
+        </w:trPr>
+        <w:tc>
+          <w:tcPr>
+            <w:tcW w:type="dxa" w:w="1701"/>
+          </w:tcPr>
+          <w:p>
+            <w:pPr>
+              <w:keepNext/>
+              <w:spacing w:line="240" w:lineRule="auto"/>
+              <w:ind w:firstLine="0"/>
+              <w:jc w:val="center"/>
+            </w:pPr>
+            <w:r/>
+            <w:r>
+              <w:rPr>
+                <w:rFonts w:ascii="Times New Roman" w:hAnsi="Times New Roman" w:eastAsia="Times New Roman" w:cs="Times New Roman"/>
+                <w:b w:val="0"/>
+                <w:i w:val="0"/>
+                <w:color w:val="000000"/>
+                <w:sz w:val="24"/>
+              </w:rPr>
+              <w:t>S89</w:t>
+            </w:r>
+          </w:p>
+        </w:tc>
+        <w:tc>
+          <w:tcPr>
+            <w:tcW w:type="dxa" w:w="2381"/>
+          </w:tcPr>
+          <w:p>
+            <w:pPr>
+              <w:keepNext/>
+              <w:spacing w:line="240" w:lineRule="auto"/>
+              <w:ind w:firstLine="0"/>
+              <w:jc w:val="center"/>
+            </w:pPr>
+            <w:r/>
+            <w:r>
+              <w:rPr>
+                <w:rFonts w:ascii="Times New Roman" w:hAnsi="Times New Roman" w:eastAsia="Times New Roman" w:cs="Times New Roman"/>
+                <w:b w:val="0"/>
+                <w:i w:val="0"/>
+                <w:color w:val="000000"/>
+                <w:sz w:val="24"/>
+              </w:rPr>
+              <w:t>P-A02-16</w:t>
+            </w:r>
+          </w:p>
+        </w:tc>
+        <w:tc>
+          <w:tcPr>
+            <w:tcW w:type="dxa" w:w="2381"/>
+          </w:tcPr>
+          <w:p>
+            <w:pPr>
+              <w:keepNext/>
+              <w:spacing w:line="240" w:lineRule="auto"/>
+              <w:ind w:firstLine="0"/>
+              <w:jc w:val="center"/>
+            </w:pPr>
+            <w:r/>
+            <w:r>
+              <w:rPr>
+                <w:rFonts w:ascii="Times New Roman" w:hAnsi="Times New Roman" w:eastAsia="Times New Roman" w:cs="Times New Roman"/>
+                <w:b w:val="0"/>
+                <w:i w:val="0"/>
+                <w:color w:val="000000"/>
+                <w:sz w:val="24"/>
+              </w:rPr>
+              <w:t>P-B03-04</w:t>
+            </w:r>
+          </w:p>
+        </w:tc>
+        <w:tc>
+          <w:tcPr>
+            <w:tcW w:type="dxa" w:w="1701"/>
+          </w:tcPr>
+          <w:p>
+            <w:pPr>
+              <w:keepNext/>
+              <w:spacing w:line="240" w:lineRule="auto"/>
+              <w:ind w:firstLine="0"/>
+              <w:jc w:val="center"/>
+            </w:pPr>
+            <w:r/>
+            <w:r>
+              <w:rPr>
+                <w:rFonts w:ascii="Times New Roman" w:hAnsi="Times New Roman" w:eastAsia="Times New Roman" w:cs="Times New Roman"/>
+                <w:b w:val="0"/>
+                <w:i w:val="0"/>
+                <w:color w:val="000000"/>
+                <w:sz w:val="24"/>
+              </w:rPr>
+              <w:t>84</w:t>
+            </w:r>
+          </w:p>
+        </w:tc>
+      </w:tr>
+      <w:tr>
+        <w:trPr>
+          <w:cantSplit w:val="true"/>
+        </w:trPr>
+        <w:tc>
+          <w:tcPr>
+            <w:tcW w:type="dxa" w:w="1701"/>
+          </w:tcPr>
+          <w:p>
+            <w:pPr>
+              <w:spacing w:line="240" w:lineRule="auto"/>
+              <w:ind w:firstLine="0"/>
+              <w:jc w:val="center"/>
+            </w:pPr>
+            <w:r/>
+            <w:r>
+              <w:rPr>
+                <w:rFonts w:ascii="Times New Roman" w:hAnsi="Times New Roman" w:eastAsia="Times New Roman" w:cs="Times New Roman"/>
+                <w:b w:val="0"/>
+                <w:i w:val="0"/>
+                <w:color w:val="000000"/>
+                <w:sz w:val="24"/>
+              </w:rPr>
+              <w:t>S90</w:t>
+            </w:r>
+          </w:p>
+        </w:tc>
+        <w:tc>
+          <w:tcPr>
+            <w:tcW w:type="dxa" w:w="2381"/>
+          </w:tcPr>
+          <w:p>
+            <w:pPr>
+              <w:spacing w:line="240" w:lineRule="auto"/>
+              <w:ind w:firstLine="0"/>
+              <w:jc w:val="center"/>
+            </w:pPr>
+            <w:r/>
+            <w:r>
+              <w:rPr>
+                <w:rFonts w:ascii="Times New Roman" w:hAnsi="Times New Roman" w:eastAsia="Times New Roman" w:cs="Times New Roman"/>
+                <w:b w:val="0"/>
+                <w:i w:val="0"/>
+                <w:color w:val="000000"/>
+                <w:sz w:val="24"/>
+              </w:rPr>
+              <w:t>P-A02-17</w:t>
+            </w:r>
+          </w:p>
+        </w:tc>
+        <w:tc>
+          <w:tcPr>
+            <w:tcW w:type="dxa" w:w="2381"/>
+          </w:tcPr>
+          <w:p>
+            <w:pPr>
+              <w:spacing w:line="240" w:lineRule="auto"/>
+              <w:ind w:firstLine="0"/>
+              <w:jc w:val="center"/>
+            </w:pPr>
+            <w:r/>
+            <w:r>
+              <w:rPr>
+                <w:rFonts w:ascii="Times New Roman" w:hAnsi="Times New Roman" w:eastAsia="Times New Roman" w:cs="Times New Roman"/>
+                <w:b w:val="0"/>
+                <w:i w:val="0"/>
+                <w:color w:val="000000"/>
+                <w:sz w:val="24"/>
+              </w:rPr>
+              <w:t>P-B03-05</w:t>
             </w:r>
           </w:p>
         </w:tc>
@@ -10846,9 +11005,13 @@
       </w:pPr>
     </w:p>
     <w:sectPr>
+      <w:headerReference w:type="first" r:id="rId9"/>
+      <w:footerReference w:type="first" r:id="rId10"/>
+      <w:footerReference w:type="default" r:id="rId11"/>
       <w:pgSz w:w="11906" w:h="16838"/>
       <w:pgMar w:top="1134" w:right="850" w:bottom="1134" w:left="1701" w:header="720" w:footer="720" w:gutter="0"/>
       <w:cols w:space="720"/>
+      <w:titlePg/>
       <w:docGrid w:linePitch="360"/>
     </w:sectPr>
   </w:body>
@@ -10871,7 +11034,7 @@
         <w:color w:val="000000"/>
         <w:sz w:val="28"/>
       </w:rPr>
-      <w:t>Москва 2026</w:t>
+      <w:t>Москва 2026 г.</w:t>
     </w:r>
   </w:p>
 </w:ftr>
@@ -10927,6 +11090,80 @@
     </w:r>
   </w:p>
 </w:ftr>
+</file>
+
+<file path=word/header1.xml><?xml version="1.0" encoding="utf-8"?>
+<w:hdr xmlns:m="http://schemas.openxmlformats.org/officeDocument/2006/math" xmlns:mc="http://schemas.openxmlformats.org/markup-compatibility/2006" xmlns:mo="http://schemas.microsoft.com/office/mac/office/2008/main" xmlns:mv="urn:schemas-microsoft-com:mac:vml" xmlns:o="urn:schemas-microsoft-com:office:office" xmlns:r="http://schemas.openxmlformats.org/officeDocument/2006/relationships" xmlns:v="urn:schemas-microsoft-com:vml" xmlns:w10="urn:schemas-microsoft-com:office:word" xmlns:w14="http://schemas.microsoft.com/office/word/2010/wordml" xmlns:w="http://schemas.openxmlformats.org/wordprocessingml/2006/main" xmlns:wne="http://schemas.microsoft.com/office/word/2006/wordml" xmlns:wp14="http://schemas.microsoft.com/office/word/2010/wordprocessingDrawing" xmlns:wp="http://schemas.openxmlformats.org/drawingml/2006/wordprocessingDrawing" xmlns:wpc="http://schemas.microsoft.com/office/word/2010/wordprocessingCanvas" xmlns:wpg="http://schemas.microsoft.com/office/word/2010/wordprocessingGroup" xmlns:wpi="http://schemas.microsoft.com/office/word/2010/wordprocessingInk" xmlns:wps="http://schemas.microsoft.com/office/word/2010/wordprocessingShape" mc:Ignorable="w14 wp14">
+  <w:p>
+    <w:pPr>
+      <w:pStyle w:val="Header"/>
+      <w:spacing w:line="240" w:lineRule="auto"/>
+      <w:ind w:firstLine="0"/>
+      <w:jc w:val="center"/>
+    </w:pPr>
+    <w:r>
+      <w:rPr>
+        <w:rFonts w:ascii="Times New Roman" w:hAnsi="Times New Roman" w:eastAsia="Times New Roman" w:cs="Times New Roman"/>
+        <w:b w:val="0"/>
+        <w:i w:val="0"/>
+        <w:color w:val="000000"/>
+        <w:sz w:val="28"/>
+      </w:rPr>
+      <w:t>Федеральное государственное бюджетное образовательное учреждение</w:t>
+    </w:r>
+  </w:p>
+  <w:p>
+    <w:pPr>
+      <w:spacing w:line="240" w:lineRule="auto"/>
+      <w:ind w:firstLine="0"/>
+      <w:jc w:val="center"/>
+    </w:pPr>
+    <w:r>
+      <w:rPr>
+        <w:rFonts w:ascii="Times New Roman" w:hAnsi="Times New Roman" w:eastAsia="Times New Roman" w:cs="Times New Roman"/>
+        <w:b w:val="0"/>
+        <w:i w:val="0"/>
+        <w:color w:val="000000"/>
+        <w:sz w:val="28"/>
+      </w:rPr>
+      <w:t>высшего образования «Национальный исследовательский университет</w:t>
+    </w:r>
+  </w:p>
+  <w:p>
+    <w:pPr>
+      <w:spacing w:line="240" w:lineRule="auto"/>
+      <w:ind w:firstLine="0"/>
+      <w:jc w:val="center"/>
+    </w:pPr>
+    <w:r>
+      <w:rPr>
+        <w:rFonts w:ascii="Times New Roman" w:hAnsi="Times New Roman" w:eastAsia="Times New Roman" w:cs="Times New Roman"/>
+        <w:b w:val="0"/>
+        <w:i w:val="0"/>
+        <w:color w:val="000000"/>
+        <w:sz w:val="28"/>
+      </w:rPr>
+      <w:t>«Московский энергетический институт»</w:t>
+    </w:r>
+  </w:p>
+  <w:p>
+    <w:pPr>
+      <w:spacing w:line="240" w:lineRule="auto"/>
+      <w:ind w:firstLine="0"/>
+      <w:jc w:val="center"/>
+    </w:pPr>
+    <w:r>
+      <w:rPr>
+        <w:rFonts w:ascii="Times New Roman" w:hAnsi="Times New Roman" w:eastAsia="Times New Roman" w:cs="Times New Roman"/>
+        <w:b w:val="0"/>
+        <w:i w:val="0"/>
+        <w:color w:val="000000"/>
+        <w:sz w:val="28"/>
+      </w:rPr>
+      <w:t>Кафедра ВМСС</w:t>
+    </w:r>
+  </w:p>
+</w:hdr>
 </file>
 
 <file path=word/numbering.xml><?xml version="1.0" encoding="utf-8"?>
@@ -11368,7 +11605,7 @@
       <w:b/>
       <w:bCs/>
       <w:i w:val="0"/>
-      <w:caps/>
+      <w:caps w:val="0"/>
       <w:color w:val="000000"/>
       <w:sz w:val="28"/>
       <w:szCs w:val="28"/>

--- a/А-12-23/17 Рязанцев И.В./А-12-23 Рязанцев_И.В. КМ-1 (задание 1).docx
+++ b/А-12-23/17 Рязанцев И.В./А-12-23 Рязанцев_И.В. КМ-1 (задание 1).docx
@@ -401,7 +401,7 @@
                 <w:color w:val="000000"/>
                 <w:sz w:val="28"/>
               </w:rPr>
-              <w:t>Рыбинцев В.О.</w:t>
+              <w:t>Рыбинцев Владимир Олегович</w:t>
             </w:r>
           </w:p>
         </w:tc>
